--- a/PacketSleuth Abstract.docx
+++ b/PacketSleuth Abstract.docx
@@ -1181,7 +1181,17 @@
           <w:szCs w:val="20"/>
           <w14:ligatures w14:val="none"/>
         </w:rPr>
-        <w:t>│   └── raw/                 # Raw CIC-IDS2017 files</w:t>
+        <w:t xml:space="preserve">│   └── raw/                 # Raw </w:t>
+      </w:r>
+      <w:r>
+        <w:rPr>
+          <w:rFonts w:ascii="Courier New" w:eastAsia="Times New Roman" w:hAnsi="Courier New" w:cs="Courier New"/>
+          <w:kern w:val="0"/>
+          <w:sz w:val="20"/>
+          <w:szCs w:val="20"/>
+          <w14:ligatures w14:val="none"/>
+        </w:rPr>
+        <w:t>files</w:t>
       </w:r>
     </w:p>
     <w:p>
@@ -3272,6 +3282,7 @@
   <w:style w:type="character" w:default="1" w:styleId="DefaultParagraphFont">
     <w:name w:val="Default Paragraph Font"/>
     <w:uiPriority w:val="1"/>
+    <w:semiHidden/>
     <w:unhideWhenUsed/>
   </w:style>
   <w:style w:type="table" w:default="1" w:styleId="TableNormal">
